--- a/M&A/カンテサンス/議事録_20260922_プティボノム_トップ面談.docx
+++ b/M&A/カンテサンス/議事録_20260922_プティボノム_トップ面談.docx
@@ -639,7 +639,7 @@
           <w:b w:val="0"/>
           <w:sz w:val="20"/>
         </w:rPr>
-        <w:t>・承継後2年間で売上約30%増、利益約250%増。</w:t>
+        <w:t>・承継後2年間で売上約30%増、営業利益は約2.5倍。</w:t>
       </w:r>
     </w:p>
     <w:p>
